--- a/templates/marketing.docx
+++ b/templates/marketing.docx
@@ -142,7 +142,7 @@
           </mc:Choice>
           <mc:Fallback>
             <w:pict>
-              <v:group w14:anchorId="1DCFCDBA" id="Group 1" o:spid="_x0000_s1026" style="position:absolute;margin-left:48pt;margin-top:20.15pt;width:520.8pt;height:821.55pt;z-index:-15820800;mso-wrap-distance-left:0;mso-wrap-distance-right:0;mso-position-horizontal-relative:page;mso-position-vertical-relative:page" coordsize="66141,104336" o:gfxdata="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">
+              <v:group w14:anchorId="6A3AEE05" id="Group 1" o:spid="_x0000_s1026" style="position:absolute;margin-left:48pt;margin-top:20.15pt;width:520.8pt;height:821.55pt;z-index:-15820800;mso-wrap-distance-left:0;mso-wrap-distance-right:0;mso-position-horizontal-relative:page;mso-position-vertical-relative:page" coordsize="66141,104336" o:gfxdata="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">
                 <v:shapetype id="_x0000_t75" coordsize="21600,21600" o:spt="75" o:preferrelative="t" path="m@4@5l@4@11@9@11@9@5xe" filled="f" stroked="f">
                   <v:stroke joinstyle="miter"/>
                   <v:formulas>
@@ -292,7 +292,7 @@
           </mc:Choice>
           <mc:Fallback>
             <w:pict>
-              <v:shape w14:anchorId="2CAD5EA5" id="Graphic 4" o:spid="_x0000_s1026" style="position:absolute;margin-left:71pt;margin-top:124pt;width:462.4pt;height:639.7pt;z-index:-15820288;visibility:visible;mso-wrap-style:square;mso-wrap-distance-left:0;mso-wrap-distance-top:0;mso-wrap-distance-right:0;mso-wrap-distance-bottom:0;mso-position-horizontal:absolute;mso-position-horizontal-relative:page;mso-position-vertical:absolute;mso-position-vertical-relative:page;v-text-anchor:top" coordsize="5872480,8124190" o:gfxdata="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" path="m,8123821r5872099,l5872099,266,,266,,8123821xem,8123555r5872099,l5872099,,,,,8123555xem,8123555r5872099,l5872099,,,,,8123555xe" filled="f" strokecolor="white" strokeweight=".36042mm">
+              <v:shape w14:anchorId="12FD4506" id="Graphic 4" o:spid="_x0000_s1026" style="position:absolute;margin-left:71pt;margin-top:124pt;width:462.4pt;height:639.7pt;z-index:-15820288;visibility:visible;mso-wrap-style:square;mso-wrap-distance-left:0;mso-wrap-distance-top:0;mso-wrap-distance-right:0;mso-wrap-distance-bottom:0;mso-position-horizontal:absolute;mso-position-horizontal-relative:page;mso-position-vertical:absolute;mso-position-vertical-relative:page;v-text-anchor:top" coordsize="5872480,8124190" o:gfxdata="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" path="m,8123821r5872099,l5872099,266,,266,,8123821xem,8123555r5872099,l5872099,,,,,8123555xem,8123555r5872099,l5872099,,,,,8123555xe" filled="f" strokecolor="white" strokeweight=".36042mm">
                 <v:path arrowok="t"/>
                 <w10:wrap anchorx="page" anchory="page"/>
               </v:shape>
@@ -376,11 +376,25 @@
         </w:rPr>
         <w:t xml:space="preserve"> </w:t>
       </w:r>
+      <w:proofErr w:type="gramStart"/>
       <w:r>
         <w:rPr>
           <w:spacing w:val="-3"/>
         </w:rPr>
-        <w:t>{date}</w:t>
+        <w:t xml:space="preserve">{{ </w:t>
+      </w:r>
+      <w:r>
+        <w:rPr>
+          <w:spacing w:val="-3"/>
+        </w:rPr>
+        <w:t>date</w:t>
+      </w:r>
+      <w:proofErr w:type="gramEnd"/>
+      <w:r>
+        <w:rPr>
+          <w:spacing w:val="-3"/>
+        </w:rPr>
+        <w:t xml:space="preserve"> }}</w:t>
       </w:r>
     </w:p>
     <w:p>
@@ -409,12 +423,28 @@
         </w:rPr>
         <w:t xml:space="preserve"> </w:t>
       </w:r>
+      <w:proofErr w:type="gramStart"/>
       <w:r>
         <w:rPr>
           <w:spacing w:val="-2"/>
           <w:sz w:val="18"/>
         </w:rPr>
-        <w:t>{name}</w:t>
+        <w:t xml:space="preserve">{{ </w:t>
+      </w:r>
+      <w:r>
+        <w:rPr>
+          <w:spacing w:val="-2"/>
+          <w:sz w:val="18"/>
+        </w:rPr>
+        <w:t>name</w:t>
+      </w:r>
+      <w:proofErr w:type="gramEnd"/>
+      <w:r>
+        <w:rPr>
+          <w:spacing w:val="-2"/>
+          <w:sz w:val="18"/>
+        </w:rPr>
+        <w:t xml:space="preserve"> }}</w:t>
       </w:r>
       <w:r>
         <w:rPr>
@@ -472,7 +502,7 @@
         <mc:AlternateContent>
           <mc:Choice Requires="wps">
             <w:drawing>
-              <wp:anchor distT="0" distB="0" distL="0" distR="0" simplePos="0" relativeHeight="251659264" behindDoc="1" locked="0" layoutInCell="1" allowOverlap="1" wp14:anchorId="67FF381B" wp14:editId="45186163">
+              <wp:anchor distT="0" distB="0" distL="0" distR="0" simplePos="0" relativeHeight="251656192" behindDoc="1" locked="0" layoutInCell="1" allowOverlap="1" wp14:anchorId="67FF381B" wp14:editId="45186163">
                 <wp:simplePos x="0" y="0"/>
                 <wp:positionH relativeFrom="page">
                   <wp:posOffset>5842000</wp:posOffset>
@@ -546,7 +576,7 @@
           </mc:Choice>
           <mc:Fallback>
             <w:pict>
-              <v:shape w14:anchorId="1AA6231C" id="Graphic 5" o:spid="_x0000_s1026" style="position:absolute;margin-left:460pt;margin-top:5.5pt;width:41.4pt;height:41.4pt;z-index:-251657216;visibility:visible;mso-wrap-style:square;mso-wrap-distance-left:0;mso-wrap-distance-top:0;mso-wrap-distance-right:0;mso-wrap-distance-bottom:0;mso-position-horizontal:absolute;mso-position-horizontal-relative:page;mso-position-vertical:absolute;mso-position-vertical-relative:text;v-text-anchor:top" coordsize="525780,525780" o:gfxdata="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" path="m,525564r525564,l525564,,,,,525564xe" filled="f" strokecolor="white" strokeweight=".36042mm">
+              <v:shape w14:anchorId="1C4ABFDA" id="Graphic 5" o:spid="_x0000_s1026" style="position:absolute;margin-left:460pt;margin-top:5.5pt;width:41.4pt;height:41.4pt;z-index:-251660288;visibility:visible;mso-wrap-style:square;mso-wrap-distance-left:0;mso-wrap-distance-top:0;mso-wrap-distance-right:0;mso-wrap-distance-bottom:0;mso-position-horizontal:absolute;mso-position-horizontal-relative:page;mso-position-vertical:absolute;mso-position-vertical-relative:text;v-text-anchor:top" coordsize="525780,525780" o:gfxdata="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" path="m,525564r525564,l525564,,,,,525564xe" filled="f" strokecolor="white" strokeweight=".36042mm">
                 <v:path arrowok="t"/>
                 <w10:wrap anchorx="page"/>
               </v:shape>
@@ -583,18 +613,31 @@
         </w:rPr>
         <w:t xml:space="preserve"> </w:t>
       </w:r>
-      <w:r>
-        <w:t>{</w:t>
+      <w:proofErr w:type="gramStart"/>
+      <w:r>
+        <w:t xml:space="preserve">{{ </w:t>
       </w:r>
       <w:proofErr w:type="spellStart"/>
       <w:r>
-        <w:t>annual_salary</w:t>
-      </w:r>
-      <w:r>
-        <w:t>_pa</w:t>
+        <w:t>annual</w:t>
+      </w:r>
+      <w:proofErr w:type="gramEnd"/>
+      <w:r>
+        <w:t>_salary</w:t>
+      </w:r>
+      <w:r>
+        <w:t>_</w:t>
+      </w:r>
+      <w:proofErr w:type="gramStart"/>
+      <w:r>
+        <w:t>pa</w:t>
       </w:r>
       <w:proofErr w:type="spellEnd"/>
       <w:r>
+        <w:t xml:space="preserve"> }</w:t>
+      </w:r>
+      <w:proofErr w:type="gramEnd"/>
+      <w:r>
         <w:t>}</w:t>
       </w:r>
       <w:r>
@@ -645,17 +688,30 @@
         </w:rPr>
         <w:t xml:space="preserve"> </w:t>
       </w:r>
-      <w:r>
-        <w:t>{</w:t>
+      <w:proofErr w:type="gramStart"/>
+      <w:r>
+        <w:t xml:space="preserve">{{ </w:t>
       </w:r>
       <w:proofErr w:type="spellStart"/>
       <w:r>
-        <w:t>variable_pay</w:t>
-      </w:r>
-      <w:r>
-        <w:t>_pa</w:t>
+        <w:t>variable</w:t>
+      </w:r>
+      <w:proofErr w:type="gramEnd"/>
+      <w:r>
+        <w:t>_pay</w:t>
+      </w:r>
+      <w:r>
+        <w:t>_</w:t>
+      </w:r>
+      <w:proofErr w:type="gramStart"/>
+      <w:r>
+        <w:t>pa</w:t>
       </w:r>
       <w:proofErr w:type="spellEnd"/>
+      <w:r>
+        <w:t xml:space="preserve"> }</w:t>
+      </w:r>
+      <w:proofErr w:type="gramEnd"/>
       <w:r>
         <w:t>}</w:t>
       </w:r>
@@ -710,14 +766,27 @@
       <w:r>
         <w:t xml:space="preserve"> </w:t>
       </w:r>
-      <w:r>
-        <w:t>{</w:t>
+      <w:proofErr w:type="gramStart"/>
+      <w:r>
+        <w:t xml:space="preserve">{{ </w:t>
       </w:r>
       <w:proofErr w:type="spellStart"/>
       <w:r>
-        <w:t>joining_date</w:t>
+        <w:t>joining</w:t>
+      </w:r>
+      <w:proofErr w:type="gramEnd"/>
+      <w:r>
+        <w:t>_</w:t>
+      </w:r>
+      <w:proofErr w:type="gramStart"/>
+      <w:r>
+        <w:t>date</w:t>
       </w:r>
       <w:proofErr w:type="spellEnd"/>
+      <w:r>
+        <w:t xml:space="preserve"> }</w:t>
+      </w:r>
+      <w:proofErr w:type="gramEnd"/>
       <w:r>
         <w:t>}</w:t>
       </w:r>
@@ -1060,14 +1129,27 @@
       <w:r>
         <w:t xml:space="preserve">from your date of joining which shall be </w:t>
       </w:r>
-      <w:r>
-        <w:t>{</w:t>
+      <w:proofErr w:type="gramStart"/>
+      <w:r>
+        <w:t xml:space="preserve">{{ </w:t>
       </w:r>
       <w:proofErr w:type="spellStart"/>
       <w:r>
-        <w:t>joining_date</w:t>
+        <w:t>joining</w:t>
+      </w:r>
+      <w:proofErr w:type="gramEnd"/>
+      <w:r>
+        <w:t>_</w:t>
+      </w:r>
+      <w:proofErr w:type="gramStart"/>
+      <w:r>
+        <w:t>date</w:t>
       </w:r>
       <w:proofErr w:type="spellEnd"/>
+      <w:r>
+        <w:t xml:space="preserve"> }</w:t>
+      </w:r>
+      <w:proofErr w:type="gramEnd"/>
       <w:r>
         <w:t>}</w:t>
       </w:r>
@@ -1167,18 +1249,31 @@
         </w:rPr>
         <w:t xml:space="preserve"> </w:t>
       </w:r>
-      <w:r>
-        <w:t>{</w:t>
+      <w:proofErr w:type="gramStart"/>
+      <w:r>
+        <w:t xml:space="preserve">{{ </w:t>
       </w:r>
       <w:proofErr w:type="spellStart"/>
       <w:r>
-        <w:t>annual_salary</w:t>
-      </w:r>
-      <w:r>
-        <w:t>_pa</w:t>
+        <w:t>annual</w:t>
+      </w:r>
+      <w:proofErr w:type="gramEnd"/>
+      <w:r>
+        <w:t>_salary</w:t>
+      </w:r>
+      <w:r>
+        <w:t>_</w:t>
+      </w:r>
+      <w:proofErr w:type="gramStart"/>
+      <w:r>
+        <w:t>pa</w:t>
       </w:r>
       <w:proofErr w:type="spellEnd"/>
       <w:r>
+        <w:t xml:space="preserve"> }</w:t>
+      </w:r>
+      <w:proofErr w:type="gramEnd"/>
+      <w:r>
         <w:t>}</w:t>
       </w:r>
       <w:r>
@@ -1193,17 +1288,30 @@
         </w:rPr>
         <w:t xml:space="preserve"> </w:t>
       </w:r>
-      <w:r>
-        <w:t>{</w:t>
+      <w:proofErr w:type="gramStart"/>
+      <w:r>
+        <w:t xml:space="preserve">{{ </w:t>
       </w:r>
       <w:proofErr w:type="spellStart"/>
       <w:r>
-        <w:t>variable_pay</w:t>
-      </w:r>
-      <w:r>
-        <w:t>_pa</w:t>
+        <w:t>variable</w:t>
+      </w:r>
+      <w:proofErr w:type="gramEnd"/>
+      <w:r>
+        <w:t>_pay</w:t>
+      </w:r>
+      <w:r>
+        <w:t>_</w:t>
+      </w:r>
+      <w:proofErr w:type="gramStart"/>
+      <w:r>
+        <w:t>pa</w:t>
       </w:r>
       <w:proofErr w:type="spellEnd"/>
+      <w:r>
+        <w:t xml:space="preserve"> }</w:t>
+      </w:r>
+      <w:proofErr w:type="gramEnd"/>
       <w:r>
         <w:t>}</w:t>
       </w:r>
@@ -1399,20 +1507,42 @@
         </w:rPr>
         <w:t xml:space="preserve"> </w:t>
       </w:r>
-      <w:r>
-        <w:rPr>
-          <w:sz w:val="20"/>
-        </w:rPr>
-        <w:t>{</w:t>
+      <w:proofErr w:type="gramStart"/>
+      <w:r>
+        <w:rPr>
+          <w:sz w:val="20"/>
+        </w:rPr>
+        <w:t xml:space="preserve">{{ </w:t>
       </w:r>
       <w:proofErr w:type="spellStart"/>
       <w:r>
         <w:rPr>
           <w:sz w:val="20"/>
         </w:rPr>
-        <w:t>onboarding_start</w:t>
+        <w:t>onboarding</w:t>
+      </w:r>
+      <w:proofErr w:type="gramEnd"/>
+      <w:r>
+        <w:rPr>
+          <w:sz w:val="20"/>
+        </w:rPr>
+        <w:t>_</w:t>
+      </w:r>
+      <w:proofErr w:type="gramStart"/>
+      <w:r>
+        <w:rPr>
+          <w:sz w:val="20"/>
+        </w:rPr>
+        <w:t>start</w:t>
       </w:r>
       <w:proofErr w:type="spellEnd"/>
+      <w:r>
+        <w:rPr>
+          <w:sz w:val="20"/>
+        </w:rPr>
+        <w:t xml:space="preserve"> }</w:t>
+      </w:r>
+      <w:proofErr w:type="gramEnd"/>
       <w:r>
         <w:rPr>
           <w:sz w:val="20"/>
@@ -1440,18 +1570,28 @@
         <w:spacing w:before="38"/>
         <w:ind w:left="405"/>
       </w:pPr>
-      <w:r>
-        <w:t>{</w:t>
+      <w:proofErr w:type="gramStart"/>
+      <w:r>
+        <w:t xml:space="preserve">{{ </w:t>
       </w:r>
       <w:proofErr w:type="spellStart"/>
       <w:r>
-        <w:t>onboarding_</w:t>
-      </w:r>
+        <w:t>onboarding</w:t>
+      </w:r>
+      <w:proofErr w:type="gramEnd"/>
+      <w:r>
+        <w:t>_</w:t>
+      </w:r>
+      <w:proofErr w:type="gramStart"/>
       <w:r>
         <w:t>end</w:t>
       </w:r>
       <w:proofErr w:type="spellEnd"/>
       <w:r>
+        <w:t xml:space="preserve"> }</w:t>
+      </w:r>
+      <w:proofErr w:type="gramEnd"/>
+      <w:r>
         <w:t>}</w:t>
       </w:r>
       <w:r>
@@ -1499,20 +1639,42 @@
         </w:rPr>
         <w:t xml:space="preserve"> </w:t>
       </w:r>
+      <w:proofErr w:type="gramStart"/>
       <w:r>
         <w:rPr>
           <w:spacing w:val="-2"/>
         </w:rPr>
-        <w:t>{</w:t>
+        <w:t xml:space="preserve">{{ </w:t>
       </w:r>
       <w:proofErr w:type="spellStart"/>
       <w:r>
         <w:rPr>
           <w:spacing w:val="-2"/>
         </w:rPr>
-        <w:t>probation_start</w:t>
+        <w:t>probation</w:t>
+      </w:r>
+      <w:proofErr w:type="gramEnd"/>
+      <w:r>
+        <w:rPr>
+          <w:spacing w:val="-2"/>
+        </w:rPr>
+        <w:t>_</w:t>
+      </w:r>
+      <w:proofErr w:type="gramStart"/>
+      <w:r>
+        <w:rPr>
+          <w:spacing w:val="-2"/>
+        </w:rPr>
+        <w:t>start</w:t>
       </w:r>
       <w:proofErr w:type="spellEnd"/>
+      <w:r>
+        <w:rPr>
+          <w:spacing w:val="-2"/>
+        </w:rPr>
+        <w:t xml:space="preserve"> }</w:t>
+      </w:r>
+      <w:proofErr w:type="gramEnd"/>
       <w:r>
         <w:rPr>
           <w:spacing w:val="-2"/>
@@ -1816,15 +1978,28 @@
         </w:rPr>
         <w:t xml:space="preserve"> </w:t>
       </w:r>
-      <w:r>
-        <w:t>{</w:t>
+      <w:proofErr w:type="gramStart"/>
+      <w:r>
+        <w:t xml:space="preserve">{{ </w:t>
       </w:r>
       <w:proofErr w:type="spellStart"/>
       <w:r>
-        <w:t>renumeration_sal</w:t>
+        <w:t>renumeration</w:t>
+      </w:r>
+      <w:proofErr w:type="gramEnd"/>
+      <w:r>
+        <w:t>_</w:t>
+      </w:r>
+      <w:proofErr w:type="gramStart"/>
+      <w:r>
+        <w:t>sal</w:t>
       </w:r>
       <w:proofErr w:type="spellEnd"/>
       <w:r>
+        <w:t xml:space="preserve"> }</w:t>
+      </w:r>
+      <w:proofErr w:type="gramEnd"/>
+      <w:r>
         <w:t>}</w:t>
       </w:r>
       <w:r>
@@ -1839,14 +2014,27 @@
         </w:rPr>
         <w:t xml:space="preserve"> </w:t>
       </w:r>
-      <w:r>
-        <w:t>{</w:t>
+      <w:proofErr w:type="gramStart"/>
+      <w:r>
+        <w:t xml:space="preserve">{{ </w:t>
       </w:r>
       <w:proofErr w:type="spellStart"/>
       <w:r>
-        <w:t>renumeration_vp</w:t>
+        <w:t>renumeration</w:t>
+      </w:r>
+      <w:proofErr w:type="gramEnd"/>
+      <w:r>
+        <w:t>_</w:t>
+      </w:r>
+      <w:proofErr w:type="gramStart"/>
+      <w:r>
+        <w:t>vp</w:t>
       </w:r>
       <w:proofErr w:type="spellEnd"/>
+      <w:r>
+        <w:t xml:space="preserve"> }</w:t>
+      </w:r>
+      <w:proofErr w:type="gramEnd"/>
       <w:r>
         <w:t>}</w:t>
       </w:r>
@@ -1918,11 +2106,25 @@
           <w:sz w:val="20"/>
         </w:rPr>
       </w:pPr>
-      <w:r>
-        <w:rPr>
-          <w:sz w:val="20"/>
-        </w:rPr>
-        <w:t>{responsibilities}</w:t>
+      <w:proofErr w:type="gramStart"/>
+      <w:r>
+        <w:rPr>
+          <w:sz w:val="20"/>
+        </w:rPr>
+        <w:t xml:space="preserve">{{ </w:t>
+      </w:r>
+      <w:r>
+        <w:rPr>
+          <w:sz w:val="20"/>
+        </w:rPr>
+        <w:t>responsibilities</w:t>
+      </w:r>
+      <w:proofErr w:type="gramEnd"/>
+      <w:r>
+        <w:rPr>
+          <w:sz w:val="20"/>
+        </w:rPr>
+        <w:t xml:space="preserve"> }}</w:t>
       </w:r>
     </w:p>
     <w:p>
@@ -2150,7 +2352,7 @@
         <mc:AlternateContent>
           <mc:Choice Requires="wpg">
             <w:drawing>
-              <wp:anchor distT="0" distB="0" distL="0" distR="0" simplePos="0" relativeHeight="487497728" behindDoc="1" locked="0" layoutInCell="1" allowOverlap="1" wp14:anchorId="535CFD4A" wp14:editId="316DD00F">
+              <wp:anchor distT="0" distB="0" distL="0" distR="0" simplePos="0" relativeHeight="251660288" behindDoc="1" locked="0" layoutInCell="1" allowOverlap="1" wp14:anchorId="535CFD4A" wp14:editId="316DD00F">
                 <wp:simplePos x="0" y="0"/>
                 <wp:positionH relativeFrom="page">
                   <wp:posOffset>609600</wp:posOffset>
@@ -2303,7 +2505,7 @@
           </mc:Choice>
           <mc:Fallback>
             <w:pict>
-              <v:group w14:anchorId="674768B4" id="Group 6" o:spid="_x0000_s1026" style="position:absolute;margin-left:48pt;margin-top:20.15pt;width:520.8pt;height:821.55pt;z-index:-15818752;mso-wrap-distance-left:0;mso-wrap-distance-right:0;mso-position-horizontal-relative:page;mso-position-vertical-relative:page" coordsize="66141,104336" o:gfxdata="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">
+              <v:group w14:anchorId="32A446CF" id="Group 6" o:spid="_x0000_s1026" style="position:absolute;margin-left:48pt;margin-top:20.15pt;width:520.8pt;height:821.55pt;z-index:-251656192;mso-wrap-distance-left:0;mso-wrap-distance-right:0;mso-position-horizontal-relative:page;mso-position-vertical-relative:page" coordsize="66141,104336" o:gfxdata="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">
                 <v:shape id="Image 7" o:spid="_x0000_s1027" type="#_x0000_t75" style="position:absolute;width:66141;height:104333;visibility:visible;mso-wrap-style:square" o:gfxdata="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">
                   <v:imagedata r:id="rId6" o:title=""/>
                 </v:shape>
@@ -2423,7 +2625,7 @@
         <mc:AlternateContent>
           <mc:Choice Requires="wps">
             <w:drawing>
-              <wp:anchor distT="0" distB="0" distL="0" distR="0" simplePos="0" relativeHeight="487497216" behindDoc="1" locked="0" layoutInCell="1" allowOverlap="1" wp14:anchorId="5CD3908F" wp14:editId="3B5DB83C">
+              <wp:anchor distT="0" distB="0" distL="0" distR="0" simplePos="0" relativeHeight="251658240" behindDoc="1" locked="0" layoutInCell="1" allowOverlap="1" wp14:anchorId="5CD3908F" wp14:editId="3B5DB83C">
                 <wp:simplePos x="0" y="0"/>
                 <wp:positionH relativeFrom="page">
                   <wp:posOffset>1016812</wp:posOffset>
@@ -3231,7 +3433,7 @@
                 <v:stroke joinstyle="miter"/>
                 <v:path gradientshapeok="t" o:connecttype="rect"/>
               </v:shapetype>
-              <v:shape id="Textbox 10" o:spid="_x0000_s1026" type="#_x0000_t202" style="position:absolute;left:0;text-align:left;margin-left:80.05pt;margin-top:13.2pt;width:398.4pt;height:501.3pt;z-index:-15819264;visibility:visible;mso-wrap-style:square;mso-wrap-distance-left:0;mso-wrap-distance-top:0;mso-wrap-distance-right:0;mso-wrap-distance-bottom:0;mso-position-horizontal:absolute;mso-position-horizontal-relative:page;mso-position-vertical:absolute;mso-position-vertical-relative:text;v-text-anchor:top" o:gfxdata="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" filled="f" stroked="f">
+              <v:shape id="Textbox 10" o:spid="_x0000_s1026" type="#_x0000_t202" style="position:absolute;left:0;text-align:left;margin-left:80.05pt;margin-top:13.2pt;width:398.4pt;height:501.3pt;z-index:-251658240;visibility:visible;mso-wrap-style:square;mso-wrap-distance-left:0;mso-wrap-distance-top:0;mso-wrap-distance-right:0;mso-wrap-distance-bottom:0;mso-position-horizontal:absolute;mso-position-horizontal-relative:page;mso-position-vertical:absolute;mso-position-vertical-relative:text;v-text-anchor:top" o:gfxdata="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" filled="f" stroked="f">
                 <v:textbox inset="0,0,0,0">
                   <w:txbxContent>
                     <w:p>
@@ -6754,7 +6956,7 @@
         <mc:AlternateContent>
           <mc:Choice Requires="wpg">
             <w:drawing>
-              <wp:anchor distT="0" distB="0" distL="0" distR="0" simplePos="0" relativeHeight="487498752" behindDoc="1" locked="0" layoutInCell="1" allowOverlap="1" wp14:anchorId="15719A0F" wp14:editId="422FF722">
+              <wp:anchor distT="0" distB="0" distL="0" distR="0" simplePos="0" relativeHeight="251662336" behindDoc="1" locked="0" layoutInCell="1" allowOverlap="1" wp14:anchorId="15719A0F" wp14:editId="422FF722">
                 <wp:simplePos x="0" y="0"/>
                 <wp:positionH relativeFrom="page">
                   <wp:posOffset>609600</wp:posOffset>
@@ -6907,7 +7109,7 @@
           </mc:Choice>
           <mc:Fallback>
             <w:pict>
-              <v:group w14:anchorId="2AFC2B31" id="Group 11" o:spid="_x0000_s1026" style="position:absolute;margin-left:48pt;margin-top:20.15pt;width:520.8pt;height:821.55pt;z-index:-15817728;mso-wrap-distance-left:0;mso-wrap-distance-right:0;mso-position-horizontal-relative:page;mso-position-vertical-relative:page" coordsize="66141,104336" o:gfxdata="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">
+              <v:group w14:anchorId="645A7111" id="Group 11" o:spid="_x0000_s1026" style="position:absolute;margin-left:48pt;margin-top:20.15pt;width:520.8pt;height:821.55pt;z-index:-251654144;mso-wrap-distance-left:0;mso-wrap-distance-right:0;mso-position-horizontal-relative:page;mso-position-vertical-relative:page" coordsize="66141,104336" o:gfxdata="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">
                 <v:shape id="Image 12" o:spid="_x0000_s1027" type="#_x0000_t75" style="position:absolute;width:66141;height:104333;visibility:visible;mso-wrap-style:square" o:gfxdata="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">
                   <v:imagedata r:id="rId6" o:title=""/>
                 </v:shape>
@@ -7041,15 +7243,28 @@
         </w:rPr>
         <w:t xml:space="preserve"> </w:t>
       </w:r>
-      <w:r>
-        <w:t>{</w:t>
+      <w:proofErr w:type="gramStart"/>
+      <w:r>
+        <w:t xml:space="preserve">{{ </w:t>
       </w:r>
       <w:proofErr w:type="spellStart"/>
       <w:r>
-        <w:t>onboarding_start</w:t>
+        <w:t>onboarding</w:t>
+      </w:r>
+      <w:proofErr w:type="gramEnd"/>
+      <w:r>
+        <w:t>_</w:t>
+      </w:r>
+      <w:proofErr w:type="gramStart"/>
+      <w:r>
+        <w:t>start</w:t>
       </w:r>
       <w:proofErr w:type="spellEnd"/>
       <w:r>
+        <w:t xml:space="preserve"> }</w:t>
+      </w:r>
+      <w:proofErr w:type="gramEnd"/>
+      <w:r>
         <w:t>}</w:t>
       </w:r>
       <w:r>
@@ -7115,16 +7330,21 @@
         </w:rPr>
         <w:t xml:space="preserve"> </w:t>
       </w:r>
-      <w:r>
-        <w:t>{</w:t>
+      <w:proofErr w:type="gramStart"/>
+      <w:r>
+        <w:t xml:space="preserve">{{ </w:t>
       </w:r>
       <w:proofErr w:type="spellStart"/>
       <w:r>
-        <w:t>joining_date</w:t>
+        <w:t>joining</w:t>
+      </w:r>
+      <w:proofErr w:type="gramEnd"/>
+      <w:r>
+        <w:t>_date</w:t>
       </w:r>
       <w:proofErr w:type="spellEnd"/>
       <w:r>
-        <w:t>}</w:t>
+        <w:t xml:space="preserve"> }}</w:t>
       </w:r>
       <w:r>
         <w:rPr>
@@ -7133,7 +7353,7 @@
         <mc:AlternateContent>
           <mc:Choice Requires="wps">
             <w:drawing>
-              <wp:anchor distT="0" distB="0" distL="0" distR="0" simplePos="0" relativeHeight="251657216" behindDoc="1" locked="0" layoutInCell="1" allowOverlap="1" wp14:anchorId="4528AA58" wp14:editId="441BC763">
+              <wp:anchor distT="0" distB="0" distL="0" distR="0" simplePos="0" relativeHeight="251654144" behindDoc="1" locked="0" layoutInCell="1" allowOverlap="1" wp14:anchorId="4528AA58" wp14:editId="441BC763">
                 <wp:simplePos x="0" y="0"/>
                 <wp:positionH relativeFrom="page">
                   <wp:posOffset>1016812</wp:posOffset>
@@ -7299,7 +7519,7 @@
           </mc:Choice>
           <mc:Fallback>
             <w:pict>
-              <v:shape w14:anchorId="4528AA58" id="Textbox 15" o:spid="_x0000_s1027" type="#_x0000_t202" style="position:absolute;left:0;text-align:left;margin-left:80.05pt;margin-top:35.45pt;width:216.8pt;height:121.35pt;z-index:-251659264;visibility:visible;mso-wrap-style:square;mso-wrap-distance-left:0;mso-wrap-distance-top:0;mso-wrap-distance-right:0;mso-wrap-distance-bottom:0;mso-position-horizontal:absolute;mso-position-horizontal-relative:page;mso-position-vertical:absolute;mso-position-vertical-relative:text;v-text-anchor:top" o:gfxdata="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" filled="f" stroked="f">
+              <v:shape w14:anchorId="4528AA58" id="Textbox 15" o:spid="_x0000_s1027" type="#_x0000_t202" style="position:absolute;left:0;text-align:left;margin-left:80.05pt;margin-top:35.45pt;width:216.8pt;height:121.35pt;z-index:-251662336;visibility:visible;mso-wrap-style:square;mso-wrap-distance-left:0;mso-wrap-distance-top:0;mso-wrap-distance-right:0;mso-wrap-distance-bottom:0;mso-position-horizontal:absolute;mso-position-horizontal-relative:page;mso-position-vertical:absolute;mso-position-vertical-relative:text;v-text-anchor:top" o:gfxdata="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" filled="f" stroked="f">
                 <v:textbox inset="0,0,0,0">
                   <w:txbxContent>
                     <w:p>
@@ -7527,14 +7747,27 @@
         </w:rPr>
         <w:t xml:space="preserve"> </w:t>
       </w:r>
-      <w:r>
-        <w:t>{</w:t>
+      <w:proofErr w:type="gramStart"/>
+      <w:r>
+        <w:t xml:space="preserve">{{ </w:t>
       </w:r>
       <w:proofErr w:type="spellStart"/>
       <w:r>
-        <w:t>joining_date</w:t>
+        <w:t>joining</w:t>
+      </w:r>
+      <w:proofErr w:type="gramEnd"/>
+      <w:r>
+        <w:t>_</w:t>
+      </w:r>
+      <w:proofErr w:type="gramStart"/>
+      <w:r>
+        <w:t>date</w:t>
       </w:r>
       <w:proofErr w:type="spellEnd"/>
+      <w:r>
+        <w:t xml:space="preserve"> }</w:t>
+      </w:r>
+      <w:proofErr w:type="gramEnd"/>
       <w:r>
         <w:t>}</w:t>
       </w:r>

--- a/templates/marketing.docx
+++ b/templates/marketing.docx
@@ -142,7 +142,7 @@
           </mc:Choice>
           <mc:Fallback>
             <w:pict>
-              <v:group w14:anchorId="6A3AEE05" id="Group 1" o:spid="_x0000_s1026" style="position:absolute;margin-left:48pt;margin-top:20.15pt;width:520.8pt;height:821.55pt;z-index:-15820800;mso-wrap-distance-left:0;mso-wrap-distance-right:0;mso-position-horizontal-relative:page;mso-position-vertical-relative:page" coordsize="66141,104336" o:gfxdata="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">
+              <v:group w14:anchorId="77793DCC" id="Group 1" o:spid="_x0000_s1026" style="position:absolute;margin-left:48pt;margin-top:20.15pt;width:520.8pt;height:821.55pt;z-index:-15820800;mso-wrap-distance-left:0;mso-wrap-distance-right:0;mso-position-horizontal-relative:page;mso-position-vertical-relative:page" coordsize="66141,104336" o:gfxdata="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">
                 <v:shapetype id="_x0000_t75" coordsize="21600,21600" o:spt="75" o:preferrelative="t" path="m@4@5l@4@11@9@11@9@5xe" filled="f" stroked="f">
                   <v:stroke joinstyle="miter"/>
                   <v:formulas>
@@ -292,7 +292,7 @@
           </mc:Choice>
           <mc:Fallback>
             <w:pict>
-              <v:shape w14:anchorId="12FD4506" id="Graphic 4" o:spid="_x0000_s1026" style="position:absolute;margin-left:71pt;margin-top:124pt;width:462.4pt;height:639.7pt;z-index:-15820288;visibility:visible;mso-wrap-style:square;mso-wrap-distance-left:0;mso-wrap-distance-top:0;mso-wrap-distance-right:0;mso-wrap-distance-bottom:0;mso-position-horizontal:absolute;mso-position-horizontal-relative:page;mso-position-vertical:absolute;mso-position-vertical-relative:page;v-text-anchor:top" coordsize="5872480,8124190" o:gfxdata="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" path="m,8123821r5872099,l5872099,266,,266,,8123821xem,8123555r5872099,l5872099,,,,,8123555xem,8123555r5872099,l5872099,,,,,8123555xe" filled="f" strokecolor="white" strokeweight=".36042mm">
+              <v:shape w14:anchorId="3882D243" id="Graphic 4" o:spid="_x0000_s1026" style="position:absolute;margin-left:71pt;margin-top:124pt;width:462.4pt;height:639.7pt;z-index:-15820288;visibility:visible;mso-wrap-style:square;mso-wrap-distance-left:0;mso-wrap-distance-top:0;mso-wrap-distance-right:0;mso-wrap-distance-bottom:0;mso-position-horizontal:absolute;mso-position-horizontal-relative:page;mso-position-vertical:absolute;mso-position-vertical-relative:page;v-text-anchor:top" coordsize="5872480,8124190" o:gfxdata="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" path="m,8123821r5872099,l5872099,266,,266,,8123821xem,8123555r5872099,l5872099,,,,,8123555xem,8123555r5872099,l5872099,,,,,8123555xe" filled="f" strokecolor="white" strokeweight=".36042mm">
                 <v:path arrowok="t"/>
                 <w10:wrap anchorx="page" anchory="page"/>
               </v:shape>
@@ -356,7 +356,6 @@
         <w:pStyle w:val="BodyText"/>
         <w:ind w:left="143"/>
       </w:pPr>
-      <w:proofErr w:type="gramStart"/>
       <w:r>
         <w:t>Date</w:t>
       </w:r>
@@ -369,14 +368,12 @@
       <w:r>
         <w:t>:</w:t>
       </w:r>
-      <w:proofErr w:type="gramEnd"/>
       <w:r>
         <w:rPr>
           <w:spacing w:val="-3"/>
         </w:rPr>
         <w:t xml:space="preserve"> </w:t>
       </w:r>
-      <w:proofErr w:type="gramStart"/>
       <w:r>
         <w:rPr>
           <w:spacing w:val="-3"/>
@@ -389,7 +386,6 @@
         </w:rPr>
         <w:t>date</w:t>
       </w:r>
-      <w:proofErr w:type="gramEnd"/>
       <w:r>
         <w:rPr>
           <w:spacing w:val="-3"/>
@@ -423,7 +419,6 @@
         </w:rPr>
         <w:t xml:space="preserve"> </w:t>
       </w:r>
-      <w:proofErr w:type="gramStart"/>
       <w:r>
         <w:rPr>
           <w:spacing w:val="-2"/>
@@ -438,7 +433,6 @@
         </w:rPr>
         <w:t>name</w:t>
       </w:r>
-      <w:proofErr w:type="gramEnd"/>
       <w:r>
         <w:rPr>
           <w:spacing w:val="-2"/>
@@ -459,7 +453,6 @@
         <w:pStyle w:val="BodyText"/>
         <w:ind w:left="165"/>
       </w:pPr>
-      <w:proofErr w:type="gramStart"/>
       <w:r>
         <w:t>Position</w:t>
       </w:r>
@@ -472,7 +465,6 @@
       <w:r>
         <w:t>:</w:t>
       </w:r>
-      <w:proofErr w:type="gramEnd"/>
       <w:r>
         <w:rPr>
           <w:spacing w:val="-8"/>
@@ -576,7 +568,7 @@
           </mc:Choice>
           <mc:Fallback>
             <w:pict>
-              <v:shape w14:anchorId="1C4ABFDA" id="Graphic 5" o:spid="_x0000_s1026" style="position:absolute;margin-left:460pt;margin-top:5.5pt;width:41.4pt;height:41.4pt;z-index:-251660288;visibility:visible;mso-wrap-style:square;mso-wrap-distance-left:0;mso-wrap-distance-top:0;mso-wrap-distance-right:0;mso-wrap-distance-bottom:0;mso-position-horizontal:absolute;mso-position-horizontal-relative:page;mso-position-vertical:absolute;mso-position-vertical-relative:text;v-text-anchor:top" coordsize="525780,525780" o:gfxdata="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" path="m,525564r525564,l525564,,,,,525564xe" filled="f" strokecolor="white" strokeweight=".36042mm">
+              <v:shape w14:anchorId="53E83B13" id="Graphic 5" o:spid="_x0000_s1026" style="position:absolute;margin-left:460pt;margin-top:5.5pt;width:41.4pt;height:41.4pt;z-index:-251660288;visibility:visible;mso-wrap-style:square;mso-wrap-distance-left:0;mso-wrap-distance-top:0;mso-wrap-distance-right:0;mso-wrap-distance-bottom:0;mso-position-horizontal:absolute;mso-position-horizontal-relative:page;mso-position-vertical:absolute;mso-position-vertical-relative:text;v-text-anchor:top" coordsize="525780,525780" o:gfxdata="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" path="m,525564r525564,l525564,,,,,525564xe" filled="f" strokecolor="white" strokeweight=".36042mm">
                 <v:path arrowok="t"/>
                 <w10:wrap anchorx="page"/>
               </v:shape>
@@ -593,7 +585,6 @@
         </w:rPr>
         <w:t xml:space="preserve"> </w:t>
       </w:r>
-      <w:proofErr w:type="gramStart"/>
       <w:r>
         <w:t>Salary</w:t>
       </w:r>
@@ -606,39 +597,25 @@
       <w:r>
         <w:t>:</w:t>
       </w:r>
-      <w:proofErr w:type="gramEnd"/>
-      <w:r>
-        <w:rPr>
-          <w:spacing w:val="-6"/>
-        </w:rPr>
-        <w:t xml:space="preserve"> </w:t>
-      </w:r>
-      <w:proofErr w:type="gramStart"/>
+      <w:r>
+        <w:rPr>
+          <w:spacing w:val="-6"/>
+        </w:rPr>
+        <w:t xml:space="preserve"> </w:t>
+      </w:r>
       <w:r>
         <w:t xml:space="preserve">{{ </w:t>
       </w:r>
       <w:proofErr w:type="spellStart"/>
       <w:r>
-        <w:t>annual</w:t>
-      </w:r>
-      <w:proofErr w:type="gramEnd"/>
-      <w:r>
-        <w:t>_salary</w:t>
-      </w:r>
-      <w:r>
-        <w:t>_</w:t>
-      </w:r>
-      <w:proofErr w:type="gramStart"/>
-      <w:r>
-        <w:t>pa</w:t>
+        <w:t>annual_salary</w:t>
+      </w:r>
+      <w:r>
+        <w:t>_pa</w:t>
       </w:r>
       <w:proofErr w:type="spellEnd"/>
       <w:r>
-        <w:t xml:space="preserve"> }</w:t>
-      </w:r>
-      <w:proofErr w:type="gramEnd"/>
-      <w:r>
-        <w:t>}</w:t>
+        <w:t xml:space="preserve"> }}</w:t>
       </w:r>
       <w:r>
         <w:t xml:space="preserve"> </w:t>
@@ -688,32 +665,19 @@
         </w:rPr>
         <w:t xml:space="preserve"> </w:t>
       </w:r>
-      <w:proofErr w:type="gramStart"/>
       <w:r>
         <w:t xml:space="preserve">{{ </w:t>
       </w:r>
       <w:proofErr w:type="spellStart"/>
       <w:r>
-        <w:t>variable</w:t>
-      </w:r>
-      <w:proofErr w:type="gramEnd"/>
-      <w:r>
-        <w:t>_pay</w:t>
-      </w:r>
-      <w:r>
-        <w:t>_</w:t>
-      </w:r>
-      <w:proofErr w:type="gramStart"/>
-      <w:r>
-        <w:t>pa</w:t>
+        <w:t>variable_pay</w:t>
+      </w:r>
+      <w:r>
+        <w:t>_pa</w:t>
       </w:r>
       <w:proofErr w:type="spellEnd"/>
       <w:r>
-        <w:t xml:space="preserve"> }</w:t>
-      </w:r>
-      <w:proofErr w:type="gramEnd"/>
-      <w:r>
-        <w:t>}</w:t>
+        <w:t xml:space="preserve"> }}</w:t>
       </w:r>
       <w:r>
         <w:t xml:space="preserve"> </w:t>
@@ -756,39 +720,18 @@
         <w:ind w:left="143" w:right="955"/>
       </w:pPr>
       <w:r>
-        <w:t xml:space="preserve">Start </w:t>
-      </w:r>
-      <w:proofErr w:type="gramStart"/>
-      <w:r>
-        <w:t>Date :</w:t>
-      </w:r>
-      <w:proofErr w:type="gramEnd"/>
-      <w:r>
-        <w:t xml:space="preserve"> </w:t>
-      </w:r>
-      <w:proofErr w:type="gramStart"/>
+        <w:t xml:space="preserve">Start Date : </w:t>
+      </w:r>
       <w:r>
         <w:t xml:space="preserve">{{ </w:t>
       </w:r>
       <w:proofErr w:type="spellStart"/>
       <w:r>
-        <w:t>joining</w:t>
-      </w:r>
-      <w:proofErr w:type="gramEnd"/>
-      <w:r>
-        <w:t>_</w:t>
-      </w:r>
-      <w:proofErr w:type="gramStart"/>
-      <w:r>
-        <w:t>date</w:t>
+        <w:t>joining_date</w:t>
       </w:r>
       <w:proofErr w:type="spellEnd"/>
       <w:r>
-        <w:t xml:space="preserve"> }</w:t>
-      </w:r>
-      <w:proofErr w:type="gramEnd"/>
-      <w:r>
-        <w:t>}</w:t>
+        <w:t xml:space="preserve"> }}</w:t>
       </w:r>
     </w:p>
     <w:p>
@@ -797,7 +740,6 @@
         <w:spacing w:before="200"/>
         <w:ind w:left="184"/>
       </w:pPr>
-      <w:proofErr w:type="gramStart"/>
       <w:r>
         <w:t>Location</w:t>
       </w:r>
@@ -810,7 +752,6 @@
       <w:r>
         <w:t>:</w:t>
       </w:r>
-      <w:proofErr w:type="gramEnd"/>
       <w:r>
         <w:rPr>
           <w:spacing w:val="-5"/>
@@ -1129,29 +1070,16 @@
       <w:r>
         <w:t xml:space="preserve">from your date of joining which shall be </w:t>
       </w:r>
-      <w:proofErr w:type="gramStart"/>
       <w:r>
         <w:t xml:space="preserve">{{ </w:t>
       </w:r>
       <w:proofErr w:type="spellStart"/>
       <w:r>
-        <w:t>joining</w:t>
-      </w:r>
-      <w:proofErr w:type="gramEnd"/>
-      <w:r>
-        <w:t>_</w:t>
-      </w:r>
-      <w:proofErr w:type="gramStart"/>
-      <w:r>
-        <w:t>date</w:t>
+        <w:t>joining_date</w:t>
       </w:r>
       <w:proofErr w:type="spellEnd"/>
       <w:r>
-        <w:t xml:space="preserve"> }</w:t>
-      </w:r>
-      <w:proofErr w:type="gramEnd"/>
-      <w:r>
-        <w:t>}</w:t>
+        <w:t xml:space="preserve"> }}</w:t>
       </w:r>
       <w:r>
         <w:t>.</w:t>
@@ -1249,32 +1177,19 @@
         </w:rPr>
         <w:t xml:space="preserve"> </w:t>
       </w:r>
-      <w:proofErr w:type="gramStart"/>
       <w:r>
         <w:t xml:space="preserve">{{ </w:t>
       </w:r>
       <w:proofErr w:type="spellStart"/>
       <w:r>
-        <w:t>annual</w:t>
-      </w:r>
-      <w:proofErr w:type="gramEnd"/>
-      <w:r>
-        <w:t>_salary</w:t>
-      </w:r>
-      <w:r>
-        <w:t>_</w:t>
-      </w:r>
-      <w:proofErr w:type="gramStart"/>
-      <w:r>
-        <w:t>pa</w:t>
+        <w:t>annual_salary</w:t>
+      </w:r>
+      <w:r>
+        <w:t>_pa</w:t>
       </w:r>
       <w:proofErr w:type="spellEnd"/>
       <w:r>
-        <w:t xml:space="preserve"> }</w:t>
-      </w:r>
-      <w:proofErr w:type="gramEnd"/>
-      <w:r>
-        <w:t>}</w:t>
+        <w:t xml:space="preserve"> }}</w:t>
       </w:r>
       <w:r>
         <w:t xml:space="preserve"> </w:t>
@@ -1288,32 +1203,19 @@
         </w:rPr>
         <w:t xml:space="preserve"> </w:t>
       </w:r>
-      <w:proofErr w:type="gramStart"/>
       <w:r>
         <w:t xml:space="preserve">{{ </w:t>
       </w:r>
       <w:proofErr w:type="spellStart"/>
       <w:r>
-        <w:t>variable</w:t>
-      </w:r>
-      <w:proofErr w:type="gramEnd"/>
-      <w:r>
-        <w:t>_pay</w:t>
-      </w:r>
-      <w:r>
-        <w:t>_</w:t>
-      </w:r>
-      <w:proofErr w:type="gramStart"/>
-      <w:r>
-        <w:t>pa</w:t>
+        <w:t>variable_pay</w:t>
+      </w:r>
+      <w:r>
+        <w:t>_pa</w:t>
       </w:r>
       <w:proofErr w:type="spellEnd"/>
       <w:r>
-        <w:t xml:space="preserve"> }</w:t>
-      </w:r>
-      <w:proofErr w:type="gramEnd"/>
-      <w:r>
-        <w:t>}</w:t>
+        <w:t xml:space="preserve"> }}</w:t>
       </w:r>
       <w:r>
         <w:t xml:space="preserve"> </w:t>
@@ -1507,7 +1409,6 @@
         </w:rPr>
         <w:t xml:space="preserve"> </w:t>
       </w:r>
-      <w:proofErr w:type="gramStart"/>
       <w:r>
         <w:rPr>
           <w:sz w:val="20"/>
@@ -1519,35 +1420,14 @@
         <w:rPr>
           <w:sz w:val="20"/>
         </w:rPr>
-        <w:t>onboarding</w:t>
-      </w:r>
-      <w:proofErr w:type="gramEnd"/>
-      <w:r>
-        <w:rPr>
-          <w:sz w:val="20"/>
-        </w:rPr>
-        <w:t>_</w:t>
-      </w:r>
-      <w:proofErr w:type="gramStart"/>
-      <w:r>
-        <w:rPr>
-          <w:sz w:val="20"/>
-        </w:rPr>
-        <w:t>start</w:t>
+        <w:t>onboarding_start</w:t>
       </w:r>
       <w:proofErr w:type="spellEnd"/>
       <w:r>
         <w:rPr>
           <w:sz w:val="20"/>
         </w:rPr>
-        <w:t xml:space="preserve"> }</w:t>
-      </w:r>
-      <w:proofErr w:type="gramEnd"/>
-      <w:r>
-        <w:rPr>
-          <w:sz w:val="20"/>
-        </w:rPr>
-        <w:t>}</w:t>
+        <w:t xml:space="preserve"> }}</w:t>
       </w:r>
       <w:r>
         <w:rPr>
@@ -1570,29 +1450,19 @@
         <w:spacing w:before="38"/>
         <w:ind w:left="405"/>
       </w:pPr>
-      <w:proofErr w:type="gramStart"/>
       <w:r>
         <w:t xml:space="preserve">{{ </w:t>
       </w:r>
       <w:proofErr w:type="spellStart"/>
       <w:r>
-        <w:t>onboarding</w:t>
-      </w:r>
-      <w:proofErr w:type="gramEnd"/>
-      <w:r>
-        <w:t>_</w:t>
-      </w:r>
-      <w:proofErr w:type="gramStart"/>
+        <w:t>onboarding_</w:t>
+      </w:r>
       <w:r>
         <w:t>end</w:t>
       </w:r>
       <w:proofErr w:type="spellEnd"/>
       <w:r>
-        <w:t xml:space="preserve"> }</w:t>
-      </w:r>
-      <w:proofErr w:type="gramEnd"/>
-      <w:r>
-        <w:t>}</w:t>
+        <w:t xml:space="preserve"> }}</w:t>
       </w:r>
       <w:r>
         <w:t>,</w:t>
@@ -1639,7 +1509,6 @@
         </w:rPr>
         <w:t xml:space="preserve"> </w:t>
       </w:r>
-      <w:proofErr w:type="gramStart"/>
       <w:r>
         <w:rPr>
           <w:spacing w:val="-2"/>
@@ -1651,35 +1520,14 @@
         <w:rPr>
           <w:spacing w:val="-2"/>
         </w:rPr>
-        <w:t>probation</w:t>
-      </w:r>
-      <w:proofErr w:type="gramEnd"/>
+        <w:t>probation_start</w:t>
+      </w:r>
+      <w:proofErr w:type="spellEnd"/>
       <w:r>
         <w:rPr>
           <w:spacing w:val="-2"/>
         </w:rPr>
-        <w:t>_</w:t>
-      </w:r>
-      <w:proofErr w:type="gramStart"/>
-      <w:r>
-        <w:rPr>
-          <w:spacing w:val="-2"/>
-        </w:rPr>
-        <w:t>start</w:t>
-      </w:r>
-      <w:proofErr w:type="spellEnd"/>
-      <w:r>
-        <w:rPr>
-          <w:spacing w:val="-2"/>
-        </w:rPr>
-        <w:t xml:space="preserve"> }</w:t>
-      </w:r>
-      <w:proofErr w:type="gramEnd"/>
-      <w:r>
-        <w:rPr>
-          <w:spacing w:val="-2"/>
-        </w:rPr>
-        <w:t>}</w:t>
+        <w:t xml:space="preserve"> }}</w:t>
       </w:r>
       <w:r>
         <w:rPr>
@@ -1978,29 +1826,16 @@
         </w:rPr>
         <w:t xml:space="preserve"> </w:t>
       </w:r>
-      <w:proofErr w:type="gramStart"/>
       <w:r>
         <w:t xml:space="preserve">{{ </w:t>
       </w:r>
       <w:proofErr w:type="spellStart"/>
       <w:r>
-        <w:t>renumeration</w:t>
-      </w:r>
-      <w:proofErr w:type="gramEnd"/>
-      <w:r>
-        <w:t>_</w:t>
-      </w:r>
-      <w:proofErr w:type="gramStart"/>
-      <w:r>
-        <w:t>sal</w:t>
+        <w:t>renumeration_sal</w:t>
       </w:r>
       <w:proofErr w:type="spellEnd"/>
       <w:r>
-        <w:t xml:space="preserve"> }</w:t>
-      </w:r>
-      <w:proofErr w:type="gramEnd"/>
-      <w:r>
-        <w:t>}</w:t>
+        <w:t xml:space="preserve"> }}</w:t>
       </w:r>
       <w:r>
         <w:t xml:space="preserve"> </w:t>
@@ -2014,29 +1849,16 @@
         </w:rPr>
         <w:t xml:space="preserve"> </w:t>
       </w:r>
-      <w:proofErr w:type="gramStart"/>
       <w:r>
         <w:t xml:space="preserve">{{ </w:t>
       </w:r>
       <w:proofErr w:type="spellStart"/>
       <w:r>
-        <w:t>renumeration</w:t>
-      </w:r>
-      <w:proofErr w:type="gramEnd"/>
-      <w:r>
-        <w:t>_</w:t>
-      </w:r>
-      <w:proofErr w:type="gramStart"/>
-      <w:r>
-        <w:t>vp</w:t>
+        <w:t>renumeration_vp</w:t>
       </w:r>
       <w:proofErr w:type="spellEnd"/>
       <w:r>
-        <w:t xml:space="preserve"> }</w:t>
-      </w:r>
-      <w:proofErr w:type="gramEnd"/>
-      <w:r>
-        <w:t>}</w:t>
+        <w:t xml:space="preserve"> }}</w:t>
       </w:r>
       <w:r>
         <w:rPr>
@@ -2092,21 +1914,16 @@
     <w:p>
       <w:pPr>
         <w:pStyle w:val="ListParagraph"/>
-        <w:numPr>
-          <w:ilvl w:val="0"/>
-          <w:numId w:val="2"/>
-        </w:numPr>
         <w:tabs>
           <w:tab w:val="left" w:pos="528"/>
           <w:tab w:val="left" w:pos="544"/>
         </w:tabs>
         <w:spacing w:before="133" w:line="208" w:lineRule="auto"/>
-        <w:ind w:right="1975" w:hanging="140"/>
-        <w:rPr>
-          <w:sz w:val="20"/>
-        </w:rPr>
-      </w:pPr>
-      <w:proofErr w:type="gramStart"/>
+        <w:ind w:left="544" w:right="1975" w:firstLine="0"/>
+        <w:rPr>
+          <w:sz w:val="20"/>
+        </w:rPr>
+      </w:pPr>
       <w:r>
         <w:rPr>
           <w:sz w:val="20"/>
@@ -2119,7 +1936,6 @@
         </w:rPr>
         <w:t>responsibilities</w:t>
       </w:r>
-      <w:proofErr w:type="gramEnd"/>
       <w:r>
         <w:rPr>
           <w:sz w:val="20"/>
@@ -2505,7 +2321,7 @@
           </mc:Choice>
           <mc:Fallback>
             <w:pict>
-              <v:group w14:anchorId="32A446CF" id="Group 6" o:spid="_x0000_s1026" style="position:absolute;margin-left:48pt;margin-top:20.15pt;width:520.8pt;height:821.55pt;z-index:-251656192;mso-wrap-distance-left:0;mso-wrap-distance-right:0;mso-position-horizontal-relative:page;mso-position-vertical-relative:page" coordsize="66141,104336" o:gfxdata="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">
+              <v:group w14:anchorId="04F61DC3" id="Group 6" o:spid="_x0000_s1026" style="position:absolute;margin-left:48pt;margin-top:20.15pt;width:520.8pt;height:821.55pt;z-index:-251656192;mso-wrap-distance-left:0;mso-wrap-distance-right:0;mso-position-horizontal-relative:page;mso-position-vertical-relative:page" coordsize="66141,104336" o:gfxdata="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">
                 <v:shape id="Image 7" o:spid="_x0000_s1027" type="#_x0000_t75" style="position:absolute;width:66141;height:104333;visibility:visible;mso-wrap-style:square" o:gfxdata="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">
                   <v:imagedata r:id="rId6" o:title=""/>
                 </v:shape>
@@ -5016,11 +4832,9 @@
         </w:rPr>
         <w:t xml:space="preserve"> </w:t>
       </w:r>
-      <w:proofErr w:type="gramStart"/>
       <w:r>
         <w:t>You</w:t>
       </w:r>
-      <w:proofErr w:type="gramEnd"/>
       <w:r>
         <w:rPr>
           <w:spacing w:val="-7"/>
@@ -7109,7 +6923,7 @@
           </mc:Choice>
           <mc:Fallback>
             <w:pict>
-              <v:group w14:anchorId="645A7111" id="Group 11" o:spid="_x0000_s1026" style="position:absolute;margin-left:48pt;margin-top:20.15pt;width:520.8pt;height:821.55pt;z-index:-251654144;mso-wrap-distance-left:0;mso-wrap-distance-right:0;mso-position-horizontal-relative:page;mso-position-vertical-relative:page" coordsize="66141,104336" o:gfxdata="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">
+              <v:group w14:anchorId="0662A8EA" id="Group 11" o:spid="_x0000_s1026" style="position:absolute;margin-left:48pt;margin-top:20.15pt;width:520.8pt;height:821.55pt;z-index:-251654144;mso-wrap-distance-left:0;mso-wrap-distance-right:0;mso-position-horizontal-relative:page;mso-position-vertical-relative:page" coordsize="66141,104336" o:gfxdata="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">
                 <v:shape id="Image 12" o:spid="_x0000_s1027" type="#_x0000_t75" style="position:absolute;width:66141;height:104333;visibility:visible;mso-wrap-style:square" o:gfxdata="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">
                   <v:imagedata r:id="rId6" o:title=""/>
                 </v:shape>
@@ -7243,29 +7057,16 @@
         </w:rPr>
         <w:t xml:space="preserve"> </w:t>
       </w:r>
-      <w:proofErr w:type="gramStart"/>
       <w:r>
         <w:t xml:space="preserve">{{ </w:t>
       </w:r>
       <w:proofErr w:type="spellStart"/>
       <w:r>
-        <w:t>onboarding</w:t>
-      </w:r>
-      <w:proofErr w:type="gramEnd"/>
-      <w:r>
-        <w:t>_</w:t>
-      </w:r>
-      <w:proofErr w:type="gramStart"/>
-      <w:r>
-        <w:t>start</w:t>
+        <w:t>onboarding_start</w:t>
       </w:r>
       <w:proofErr w:type="spellEnd"/>
       <w:r>
-        <w:t xml:space="preserve"> }</w:t>
-      </w:r>
-      <w:proofErr w:type="gramEnd"/>
-      <w:r>
-        <w:t>}</w:t>
+        <w:t xml:space="preserve"> }}</w:t>
       </w:r>
       <w:r>
         <w:t>. This</w:t>
@@ -7330,17 +7131,12 @@
         </w:rPr>
         <w:t xml:space="preserve"> </w:t>
       </w:r>
-      <w:proofErr w:type="gramStart"/>
       <w:r>
         <w:t xml:space="preserve">{{ </w:t>
       </w:r>
       <w:proofErr w:type="spellStart"/>
       <w:r>
-        <w:t>joining</w:t>
-      </w:r>
-      <w:proofErr w:type="gramEnd"/>
-      <w:r>
-        <w:t>_date</w:t>
+        <w:t>joining_date</w:t>
       </w:r>
       <w:proofErr w:type="spellEnd"/>
       <w:r>
@@ -7747,29 +7543,16 @@
         </w:rPr>
         <w:t xml:space="preserve"> </w:t>
       </w:r>
-      <w:proofErr w:type="gramStart"/>
       <w:r>
         <w:t xml:space="preserve">{{ </w:t>
       </w:r>
       <w:proofErr w:type="spellStart"/>
       <w:r>
-        <w:t>joining</w:t>
-      </w:r>
-      <w:proofErr w:type="gramEnd"/>
-      <w:r>
-        <w:t>_</w:t>
-      </w:r>
-      <w:proofErr w:type="gramStart"/>
-      <w:r>
-        <w:t>date</w:t>
+        <w:t>joining_date</w:t>
       </w:r>
       <w:proofErr w:type="spellEnd"/>
       <w:r>
-        <w:t xml:space="preserve"> }</w:t>
-      </w:r>
-      <w:proofErr w:type="gramEnd"/>
-      <w:r>
-        <w:t>}</w:t>
+        <w:t xml:space="preserve"> }}</w:t>
       </w:r>
       <w:r>
         <w:rPr>
@@ -8852,7 +8635,6 @@
         </w:rPr>
         <w:t xml:space="preserve"> </w:t>
       </w:r>
-      <w:proofErr w:type="gramStart"/>
       <w:r>
         <w:rPr>
           <w:sz w:val="20"/>
@@ -8872,7 +8654,6 @@
         </w:rPr>
         <w:t>,</w:t>
       </w:r>
-      <w:proofErr w:type="gramEnd"/>
       <w:r>
         <w:rPr>
           <w:spacing w:val="-4"/>

--- a/templates/marketing.docx
+++ b/templates/marketing.docx
@@ -17,7 +17,7 @@
         <mc:AlternateContent>
           <mc:Choice Requires="wpg">
             <w:drawing>
-              <wp:anchor distT="0" distB="0" distL="0" distR="0" simplePos="0" relativeHeight="487495680" behindDoc="1" locked="0" layoutInCell="1" allowOverlap="1" wp14:anchorId="0417DEE3" wp14:editId="1E84A872">
+              <wp:anchor distT="0" distB="0" distL="0" distR="0" simplePos="0" relativeHeight="251659776" behindDoc="1" locked="0" layoutInCell="1" allowOverlap="1" wp14:anchorId="0417DEE3" wp14:editId="1E84A872">
                 <wp:simplePos x="0" y="0"/>
                 <wp:positionH relativeFrom="page">
                   <wp:posOffset>609600</wp:posOffset>
@@ -142,7 +142,7 @@
           </mc:Choice>
           <mc:Fallback>
             <w:pict>
-              <v:group w14:anchorId="77793DCC" id="Group 1" o:spid="_x0000_s1026" style="position:absolute;margin-left:48pt;margin-top:20.15pt;width:520.8pt;height:821.55pt;z-index:-15820800;mso-wrap-distance-left:0;mso-wrap-distance-right:0;mso-position-horizontal-relative:page;mso-position-vertical-relative:page" coordsize="66141,104336" o:gfxdata="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">
+              <v:group w14:anchorId="601FCF21" id="Group 1" o:spid="_x0000_s1026" style="position:absolute;margin-left:48pt;margin-top:20.15pt;width:520.8pt;height:821.55pt;z-index:-251656704;mso-wrap-distance-left:0;mso-wrap-distance-right:0;mso-position-horizontal-relative:page;mso-position-vertical-relative:page" coordsize="66141,104336" o:gfxdata="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